--- a/public/cv/bohdan-n-senior-project-manager-cv.docx
+++ b/public/cv/bohdan-n-senior-project-manager-cv.docx
@@ -52,7 +52,7 @@
       <w:pPr>
         <w:spacing w:after="60"/>
       </w:pPr>
-      <w:hyperlink w:history="1" r:id="rId1bjcht_rldd7qdovyntcc">
+      <w:hyperlink w:history="1" r:id="rId-dc-d6opn-nnp-1-tscuo">
         <w:r>
           <w:rPr>
             <w:rStyle w:val="Hyperlink"/>
@@ -79,7 +79,7 @@
         </w:rPr>
         <w:t xml:space="preserve">Telegram </w:t>
       </w:r>
-      <w:hyperlink w:history="1" r:id="rIdn_x2y8k7n67n79tzbmn7t">
+      <w:hyperlink w:history="1" r:id="rIdl8wxvdbgfwy9xyftcobsp">
         <w:r>
           <w:rPr>
             <w:rStyle w:val="Hyperlink"/>
@@ -98,7 +98,7 @@
         </w:rPr>
         <w:t xml:space="preserve"> · </w:t>
       </w:r>
-      <w:hyperlink w:history="1" r:id="rId8xpsbqnqwayu4nf49sl9x">
+      <w:hyperlink w:history="1" r:id="rId4zylr-5mum5l-zieoq0h2">
         <w:r>
           <w:rPr>
             <w:rStyle w:val="Hyperlink"/>
@@ -117,7 +117,7 @@
         </w:rPr>
         <w:t xml:space="preserve"> · </w:t>
       </w:r>
-      <w:hyperlink w:history="1" r:id="rIdijsz2rte-2d_jffmfjzvb">
+      <w:hyperlink w:history="1" r:id="rIdinyunrt1-tq9rrotlzr-6">
         <w:r>
           <w:rPr>
             <w:rStyle w:val="Hyperlink"/>
@@ -136,7 +136,7 @@
         </w:rPr>
         <w:t xml:space="preserve"> · </w:t>
       </w:r>
-      <w:hyperlink w:history="1" r:id="rIdvqs6t2tqdvw_t8r6dwuyb">
+      <w:hyperlink w:history="1" r:id="rIdbhun15v2wioe5tcum36tn">
         <w:r>
           <w:rPr>
             <w:rStyle w:val="Hyperlink"/>
@@ -180,7 +180,7 @@
           <w:sz w:val="21"/>
           <w:szCs w:val="21"/>
         </w:rPr>
-        <w:t xml:space="preserve">Senior Project Manager with close to 7 years in IT delivery, since 2019. Took a fintech payments product for an enterprise client in Latin America from unclear post-sale scope to live production with 50,000+ users, leading a cross-functional team of 13 through to a full handover. Delivers across Agile, Scrum, Kanban, Waterfall and hybrid models, on fixed-price and T&amp;M contracts. Author of PM Control Tower, an open-source framework for AI-assisted project management.</w:t>
+        <w:t xml:space="preserve">Senior Project Manager with 7+ years in IT delivery, since 2019. Took a fintech payments product for an enterprise client in Latin America from unclear post-sale scope to live production with 50,000+ users, leading a cross-functional team of 13 through to a full handover. Delivers across Agile, Scrum, Kanban, Waterfall and hybrid models, on fixed-price and T&amp;M contracts. Author of PM Control Tower, an open-source framework for AI-assisted project management.</w:t>
       </w:r>
     </w:p>
     <w:p>
@@ -781,7 +781,7 @@
         </w:rPr>
         <w:t xml:space="preserve"> · Open source (MIT) · v1.6.1 beta · </w:t>
       </w:r>
-      <w:hyperlink w:history="1" r:id="rId-fbqv1ijp8xp-ub2vhffp">
+      <w:hyperlink w:history="1" r:id="rIdv1ivs7z0slbs4sz647yts">
         <w:r>
           <w:rPr>
             <w:rStyle w:val="Hyperlink"/>
@@ -800,7 +800,7 @@
         </w:rPr>
         <w:t xml:space="preserve"> · </w:t>
       </w:r>
-      <w:hyperlink w:history="1" r:id="rId4swrr1dwljodq3emrnspi">
+      <w:hyperlink w:history="1" r:id="rIdwle9af79wq5sk7zgmngra">
         <w:r>
           <w:rPr>
             <w:rStyle w:val="Hyperlink"/>

--- a/public/cv/bohdan-n-senior-project-manager-cv.docx
+++ b/public/cv/bohdan-n-senior-project-manager-cv.docx
@@ -52,7 +52,7 @@
       <w:pPr>
         <w:spacing w:after="60"/>
       </w:pPr>
-      <w:hyperlink w:history="1" r:id="rId-dc-d6opn-nnp-1-tscuo">
+      <w:hyperlink w:history="1" r:id="rIdsovsnhlt1_3sfntxm2sjv">
         <w:r>
           <w:rPr>
             <w:rStyle w:val="Hyperlink"/>
@@ -79,7 +79,7 @@
         </w:rPr>
         <w:t xml:space="preserve">Telegram </w:t>
       </w:r>
-      <w:hyperlink w:history="1" r:id="rIdl8wxvdbgfwy9xyftcobsp">
+      <w:hyperlink w:history="1" r:id="rId6uboy0cmr7p-torhliefa">
         <w:r>
           <w:rPr>
             <w:rStyle w:val="Hyperlink"/>
@@ -98,7 +98,7 @@
         </w:rPr>
         <w:t xml:space="preserve"> · </w:t>
       </w:r>
-      <w:hyperlink w:history="1" r:id="rId4zylr-5mum5l-zieoq0h2">
+      <w:hyperlink w:history="1" r:id="rIdriqozgvftvg-jv8qzur4x">
         <w:r>
           <w:rPr>
             <w:rStyle w:val="Hyperlink"/>
@@ -117,7 +117,7 @@
         </w:rPr>
         <w:t xml:space="preserve"> · </w:t>
       </w:r>
-      <w:hyperlink w:history="1" r:id="rIdinyunrt1-tq9rrotlzr-6">
+      <w:hyperlink w:history="1" r:id="rId1og2txhy23vtxmboguk-x">
         <w:r>
           <w:rPr>
             <w:rStyle w:val="Hyperlink"/>
@@ -136,7 +136,7 @@
         </w:rPr>
         <w:t xml:space="preserve"> · </w:t>
       </w:r>
-      <w:hyperlink w:history="1" r:id="rIdbhun15v2wioe5tcum36tn">
+      <w:hyperlink w:history="1" r:id="rId3qtu9es2c3uvhvaxgebho">
         <w:r>
           <w:rPr>
             <w:rStyle w:val="Hyperlink"/>
@@ -590,7 +590,7 @@
           <w:sz w:val="19"/>
           <w:szCs w:val="19"/>
         </w:rPr>
-        <w:t xml:space="preserve">2019 - 2022 · US clients</w:t>
+        <w:t xml:space="preserve">2019 - 2022 · Remote</w:t>
       </w:r>
     </w:p>
     <w:p>
@@ -781,7 +781,7 @@
         </w:rPr>
         <w:t xml:space="preserve"> · Open source (MIT) · v1.6.1 beta · </w:t>
       </w:r>
-      <w:hyperlink w:history="1" r:id="rIdv1ivs7z0slbs4sz647yts">
+      <w:hyperlink w:history="1" r:id="rIdzuffv769uaktfpzpgnesf">
         <w:r>
           <w:rPr>
             <w:rStyle w:val="Hyperlink"/>
@@ -800,7 +800,7 @@
         </w:rPr>
         <w:t xml:space="preserve"> · </w:t>
       </w:r>
-      <w:hyperlink w:history="1" r:id="rIdwle9af79wq5sk7zgmngra">
+      <w:hyperlink w:history="1" r:id="rId09pqj1ohwbrmfbxyv2c67">
         <w:r>
           <w:rPr>
             <w:rStyle w:val="Hyperlink"/>

--- a/public/cv/bohdan-n-senior-project-manager-cv.docx
+++ b/public/cv/bohdan-n-senior-project-manager-cv.docx
@@ -52,7 +52,7 @@
       <w:pPr>
         <w:spacing w:after="60"/>
       </w:pPr>
-      <w:hyperlink w:history="1" r:id="rIdsovsnhlt1_3sfntxm2sjv">
+      <w:hyperlink w:history="1" r:id="rIdsvguiikzdpfqkg38vw7pf">
         <w:r>
           <w:rPr>
             <w:rStyle w:val="Hyperlink"/>
@@ -79,7 +79,7 @@
         </w:rPr>
         <w:t xml:space="preserve">Telegram </w:t>
       </w:r>
-      <w:hyperlink w:history="1" r:id="rId6uboy0cmr7p-torhliefa">
+      <w:hyperlink w:history="1" r:id="rId0ixrzvqjchblgixadpzpb">
         <w:r>
           <w:rPr>
             <w:rStyle w:val="Hyperlink"/>
@@ -98,7 +98,7 @@
         </w:rPr>
         <w:t xml:space="preserve"> · </w:t>
       </w:r>
-      <w:hyperlink w:history="1" r:id="rIdriqozgvftvg-jv8qzur4x">
+      <w:hyperlink w:history="1" r:id="rIdsozpsfk8bxyhrohyhzbzv">
         <w:r>
           <w:rPr>
             <w:rStyle w:val="Hyperlink"/>
@@ -117,7 +117,7 @@
         </w:rPr>
         <w:t xml:space="preserve"> · </w:t>
       </w:r>
-      <w:hyperlink w:history="1" r:id="rId1og2txhy23vtxmboguk-x">
+      <w:hyperlink w:history="1" r:id="rIdnjlvr4t2dz3dyxx2ys1zm">
         <w:r>
           <w:rPr>
             <w:rStyle w:val="Hyperlink"/>
@@ -136,7 +136,7 @@
         </w:rPr>
         <w:t xml:space="preserve"> · </w:t>
       </w:r>
-      <w:hyperlink w:history="1" r:id="rId3qtu9es2c3uvhvaxgebho">
+      <w:hyperlink w:history="1" r:id="rIdk0czqng3ojqvciscp6q2i">
         <w:r>
           <w:rPr>
             <w:rStyle w:val="Hyperlink"/>
@@ -781,7 +781,7 @@
         </w:rPr>
         <w:t xml:space="preserve"> · Open source (MIT) · v1.6.1 beta · </w:t>
       </w:r>
-      <w:hyperlink w:history="1" r:id="rIdzuffv769uaktfpzpgnesf">
+      <w:hyperlink w:history="1" r:id="rId9o2unoxhsvffnqhfubojr">
         <w:r>
           <w:rPr>
             <w:rStyle w:val="Hyperlink"/>
@@ -800,7 +800,7 @@
         </w:rPr>
         <w:t xml:space="preserve"> · </w:t>
       </w:r>
-      <w:hyperlink w:history="1" r:id="rId09pqj1ohwbrmfbxyv2c67">
+      <w:hyperlink w:history="1" r:id="rId6qt5n_md1ew8ok4wjeqwu">
         <w:r>
           <w:rPr>
             <w:rStyle w:val="Hyperlink"/>
@@ -822,7 +822,7 @@
           <w:sz w:val="21"/>
           <w:szCs w:val="21"/>
         </w:rPr>
-        <w:t xml:space="preserve">Claude plugin and Notion template for project managers: 22 project-agnostic Claude skills, a Notion hub of 11 linked databases and one config file per project. Collects context, preps meetings, drafts reports and tracks risks on daily, weekly and monthly schedules, with live tips during calls. A human approves every outgoing message. Built and used daily on a live client project.</w:t>
+        <w:t xml:space="preserve">Claude plugin and Notion template for project managers: 22 project-agnostic Claude skills, a Notion hub of 11 linked databases and one config file per project. Collects context, preps meetings, drafts reports and tracks risks on daily, weekly and monthly schedules. A human approves every outgoing message. Built and used daily on a live client project.</w:t>
       </w:r>
     </w:p>
     <w:p>

--- a/public/cv/bohdan-n-senior-project-manager-cv.docx
+++ b/public/cv/bohdan-n-senior-project-manager-cv.docx
@@ -52,7 +52,7 @@
       <w:pPr>
         <w:spacing w:after="60"/>
       </w:pPr>
-      <w:hyperlink w:history="1" r:id="rIdsvguiikzdpfqkg38vw7pf">
+      <w:hyperlink w:history="1" r:id="rIdgkmuzqombfr3pxnptiosg">
         <w:r>
           <w:rPr>
             <w:rStyle w:val="Hyperlink"/>
@@ -79,7 +79,7 @@
         </w:rPr>
         <w:t xml:space="preserve">Telegram </w:t>
       </w:r>
-      <w:hyperlink w:history="1" r:id="rId0ixrzvqjchblgixadpzpb">
+      <w:hyperlink w:history="1" r:id="rIdcs1esj-gxi_yizfx3p_ao">
         <w:r>
           <w:rPr>
             <w:rStyle w:val="Hyperlink"/>
@@ -98,7 +98,7 @@
         </w:rPr>
         <w:t xml:space="preserve"> · </w:t>
       </w:r>
-      <w:hyperlink w:history="1" r:id="rIdsozpsfk8bxyhrohyhzbzv">
+      <w:hyperlink w:history="1" r:id="rIdyc5oiax2swjx11ix6pkru">
         <w:r>
           <w:rPr>
             <w:rStyle w:val="Hyperlink"/>
@@ -117,7 +117,7 @@
         </w:rPr>
         <w:t xml:space="preserve"> · </w:t>
       </w:r>
-      <w:hyperlink w:history="1" r:id="rIdnjlvr4t2dz3dyxx2ys1zm">
+      <w:hyperlink w:history="1" r:id="rIddnqxyyuv_wxs5m7z1rror">
         <w:r>
           <w:rPr>
             <w:rStyle w:val="Hyperlink"/>
@@ -136,7 +136,7 @@
         </w:rPr>
         <w:t xml:space="preserve"> · </w:t>
       </w:r>
-      <w:hyperlink w:history="1" r:id="rIdk0czqng3ojqvciscp6q2i">
+      <w:hyperlink w:history="1" r:id="rIdasb_mjvmocjf9ggo58m4t">
         <w:r>
           <w:rPr>
             <w:rStyle w:val="Hyperlink"/>
@@ -779,9 +779,9 @@
           <w:sz w:val="21"/>
           <w:szCs w:val="21"/>
         </w:rPr>
-        <w:t xml:space="preserve"> · Open source (MIT) · v1.6.1 beta · </w:t>
-      </w:r>
-      <w:hyperlink w:history="1" r:id="rId9o2unoxhsvffnqhfubojr">
+        <w:t xml:space="preserve"> · Open source (MIT) · v1.9 beta · </w:t>
+      </w:r>
+      <w:hyperlink w:history="1" r:id="rIdhk_stybuav0std8tb37la">
         <w:r>
           <w:rPr>
             <w:rStyle w:val="Hyperlink"/>
@@ -800,7 +800,7 @@
         </w:rPr>
         <w:t xml:space="preserve"> · </w:t>
       </w:r>
-      <w:hyperlink w:history="1" r:id="rId6qt5n_md1ew8ok4wjeqwu">
+      <w:hyperlink w:history="1" r:id="rIdqi624onrwt_bqqpunxxji">
         <w:r>
           <w:rPr>
             <w:rStyle w:val="Hyperlink"/>
@@ -822,7 +822,7 @@
           <w:sz w:val="21"/>
           <w:szCs w:val="21"/>
         </w:rPr>
-        <w:t xml:space="preserve">Claude plugin and Notion template for project managers: 22 project-agnostic Claude skills, a Notion hub of 11 linked databases and one config file per project. Collects context, preps meetings, drafts reports and tracks risks on daily, weekly and monthly schedules. A human approves every outgoing message. Built and used daily on a live client project.</w:t>
+        <w:t xml:space="preserve">Claude plugin and Notion template for project managers: 21 project-agnostic Claude skills, a Notion hub of 11 linked databases and one config file per project. Collects context, preps meetings, drafts reports and tracks risks on daily, weekly and monthly schedules. A human approves every outgoing message. Live Tips, a companion Mac app, gives facts and ready sentences during calls and writes the meeting notes to Notion. Built and used daily on a live client project.</w:t>
       </w:r>
     </w:p>
     <w:p>
